--- a/Etapa Construcción - Iteración 1/Pruebas 1° Tanda de CUs a implementar/Caso de Prueba CU12： Estimar Tarea-Kairos-NexTech.docx
+++ b/Etapa Construcción - Iteración 1/Pruebas 1° Tanda de CUs a implementar/Caso de Prueba CU12： Estimar Tarea-Kairos-NexTech.docx
@@ -1056,12 +1056,12 @@
             <wp:extent cx="1304925" cy="2019300"/>
             <wp:effectExtent b="0" l="0" r="0" t="0"/>
             <wp:wrapSquare wrapText="bothSides" distB="0" distT="0" distL="114300" distR="114300"/>
-            <wp:docPr descr="UNPA.JPG" id="14" name="image2.jpg"/>
+            <wp:docPr descr="UNPA.JPG" id="14" name="image3.jpg"/>
             <a:graphic>
               <a:graphicData uri="http://schemas.openxmlformats.org/drawingml/2006/picture">
                 <pic:pic>
                   <pic:nvPicPr>
-                    <pic:cNvPr descr="UNPA.JPG" id="0" name="image2.jpg"/>
+                    <pic:cNvPr descr="UNPA.JPG" id="0" name="image3.jpg"/>
                     <pic:cNvPicPr preferRelativeResize="0"/>
                   </pic:nvPicPr>
                   <pic:blipFill>
@@ -1430,7 +1430,7 @@
     </w:p>
     <w:sdt>
       <w:sdtPr>
-        <w:id w:val="245900617"/>
+        <w:id w:val="829576377"/>
         <w:docPartObj>
           <w:docPartGallery w:val="Table of Contents"/>
           <w:docPartUnique w:val="1"/>
@@ -6534,12 +6534,12 @@
           <wp:extent cx="669290" cy="669290"/>
           <wp:effectExtent b="0" l="0" r="0" t="0"/>
           <wp:wrapSquare wrapText="bothSides" distB="0" distT="0" distL="114300" distR="114300"/>
-          <wp:docPr descr="psi-negro.png" id="13" name="image3.png"/>
+          <wp:docPr descr="psi-negro.png" id="13" name="image2.png"/>
           <a:graphic>
             <a:graphicData uri="http://schemas.openxmlformats.org/drawingml/2006/picture">
               <pic:pic>
                 <pic:nvPicPr>
-                  <pic:cNvPr descr="psi-negro.png" id="0" name="image3.png"/>
+                  <pic:cNvPr descr="psi-negro.png" id="0" name="image2.png"/>
                   <pic:cNvPicPr preferRelativeResize="0"/>
                 </pic:nvPicPr>
                 <pic:blipFill>
@@ -6589,12 +6589,12 @@
           <wp:extent cx="425450" cy="666750"/>
           <wp:effectExtent b="0" l="0" r="0" t="0"/>
           <wp:wrapSquare wrapText="bothSides" distB="0" distT="0" distL="114300" distR="114300"/>
-          <wp:docPr descr="UNPA.JPG" id="12" name="image2.jpg"/>
+          <wp:docPr descr="UNPA.JPG" id="12" name="image3.jpg"/>
           <a:graphic>
             <a:graphicData uri="http://schemas.openxmlformats.org/drawingml/2006/picture">
               <pic:pic>
                 <pic:nvPicPr>
-                  <pic:cNvPr descr="UNPA.JPG" id="0" name="image2.jpg"/>
+                  <pic:cNvPr descr="UNPA.JPG" id="0" name="image3.jpg"/>
                   <pic:cNvPicPr preferRelativeResize="0"/>
                 </pic:nvPicPr>
                 <pic:blipFill>

--- a/Etapa Construcción - Iteración 1/Pruebas 1° Tanda de CUs a implementar/Caso de Prueba CU12： Estimar Tarea-Kairos-NexTech.docx
+++ b/Etapa Construcción - Iteración 1/Pruebas 1° Tanda de CUs a implementar/Caso de Prueba CU12： Estimar Tarea-Kairos-NexTech.docx
@@ -1056,12 +1056,12 @@
             <wp:extent cx="1304925" cy="2019300"/>
             <wp:effectExtent b="0" l="0" r="0" t="0"/>
             <wp:wrapSquare wrapText="bothSides" distB="0" distT="0" distL="114300" distR="114300"/>
-            <wp:docPr descr="UNPA.JPG" id="14" name="image3.jpg"/>
+            <wp:docPr descr="UNPA.JPG" id="14" name="image2.jpg"/>
             <a:graphic>
               <a:graphicData uri="http://schemas.openxmlformats.org/drawingml/2006/picture">
                 <pic:pic>
                   <pic:nvPicPr>
-                    <pic:cNvPr descr="UNPA.JPG" id="0" name="image3.jpg"/>
+                    <pic:cNvPr descr="UNPA.JPG" id="0" name="image2.jpg"/>
                     <pic:cNvPicPr preferRelativeResize="0"/>
                   </pic:nvPicPr>
                   <pic:blipFill>
@@ -1430,7 +1430,7 @@
     </w:p>
     <w:sdt>
       <w:sdtPr>
-        <w:id w:val="829576377"/>
+        <w:id w:val="-1549148478"/>
         <w:docPartObj>
           <w:docPartGallery w:val="Table of Contents"/>
           <w:docPartUnique w:val="1"/>
@@ -6534,12 +6534,12 @@
           <wp:extent cx="669290" cy="669290"/>
           <wp:effectExtent b="0" l="0" r="0" t="0"/>
           <wp:wrapSquare wrapText="bothSides" distB="0" distT="0" distL="114300" distR="114300"/>
-          <wp:docPr descr="psi-negro.png" id="13" name="image2.png"/>
+          <wp:docPr descr="psi-negro.png" id="13" name="image3.png"/>
           <a:graphic>
             <a:graphicData uri="http://schemas.openxmlformats.org/drawingml/2006/picture">
               <pic:pic>
                 <pic:nvPicPr>
-                  <pic:cNvPr descr="psi-negro.png" id="0" name="image2.png"/>
+                  <pic:cNvPr descr="psi-negro.png" id="0" name="image3.png"/>
                   <pic:cNvPicPr preferRelativeResize="0"/>
                 </pic:nvPicPr>
                 <pic:blipFill>
@@ -6589,12 +6589,12 @@
           <wp:extent cx="425450" cy="666750"/>
           <wp:effectExtent b="0" l="0" r="0" t="0"/>
           <wp:wrapSquare wrapText="bothSides" distB="0" distT="0" distL="114300" distR="114300"/>
-          <wp:docPr descr="UNPA.JPG" id="12" name="image3.jpg"/>
+          <wp:docPr descr="UNPA.JPG" id="12" name="image2.jpg"/>
           <a:graphic>
             <a:graphicData uri="http://schemas.openxmlformats.org/drawingml/2006/picture">
               <pic:pic>
                 <pic:nvPicPr>
-                  <pic:cNvPr descr="UNPA.JPG" id="0" name="image3.jpg"/>
+                  <pic:cNvPr descr="UNPA.JPG" id="0" name="image2.jpg"/>
                   <pic:cNvPicPr preferRelativeResize="0"/>
                 </pic:nvPicPr>
                 <pic:blipFill>

--- a/Etapa Construcción - Iteración 1/Pruebas 1° Tanda de CUs a implementar/Caso de Prueba CU12： Estimar Tarea-Kairos-NexTech.docx
+++ b/Etapa Construcción - Iteración 1/Pruebas 1° Tanda de CUs a implementar/Caso de Prueba CU12： Estimar Tarea-Kairos-NexTech.docx
@@ -1001,12 +1001,12 @@
             <wp:extent cx="1200150" cy="1200150"/>
             <wp:effectExtent b="0" l="0" r="0" t="0"/>
             <wp:wrapSquare wrapText="bothSides" distB="0" distT="0" distL="114300" distR="114300"/>
-            <wp:docPr descr="psi-negro.png" id="16" name="image1.png"/>
+            <wp:docPr descr="psi-negro.png" id="16" name="image3.png"/>
             <a:graphic>
               <a:graphicData uri="http://schemas.openxmlformats.org/drawingml/2006/picture">
                 <pic:pic>
                   <pic:nvPicPr>
-                    <pic:cNvPr descr="psi-negro.png" id="0" name="image1.png"/>
+                    <pic:cNvPr descr="psi-negro.png" id="0" name="image3.png"/>
                     <pic:cNvPicPr preferRelativeResize="0"/>
                   </pic:nvPicPr>
                   <pic:blipFill>
@@ -1056,12 +1056,12 @@
             <wp:extent cx="1304925" cy="2019300"/>
             <wp:effectExtent b="0" l="0" r="0" t="0"/>
             <wp:wrapSquare wrapText="bothSides" distB="0" distT="0" distL="114300" distR="114300"/>
-            <wp:docPr descr="UNPA.JPG" id="14" name="image2.jpg"/>
+            <wp:docPr descr="UNPA.JPG" id="14" name="image1.jpg"/>
             <a:graphic>
               <a:graphicData uri="http://schemas.openxmlformats.org/drawingml/2006/picture">
                 <pic:pic>
                   <pic:nvPicPr>
-                    <pic:cNvPr descr="UNPA.JPG" id="0" name="image2.jpg"/>
+                    <pic:cNvPr descr="UNPA.JPG" id="0" name="image1.jpg"/>
                     <pic:cNvPicPr preferRelativeResize="0"/>
                   </pic:nvPicPr>
                   <pic:blipFill>
@@ -1327,12 +1327,12 @@
             <wp:extent cx="1200150" cy="1200150"/>
             <wp:effectExtent b="0" l="0" r="0" t="0"/>
             <wp:wrapSquare wrapText="bothSides" distB="0" distT="0" distL="114300" distR="114300"/>
-            <wp:docPr descr="psi-negro.png" id="15" name="image1.png"/>
+            <wp:docPr descr="psi-negro.png" id="15" name="image3.png"/>
             <a:graphic>
               <a:graphicData uri="http://schemas.openxmlformats.org/drawingml/2006/picture">
                 <pic:pic>
                   <pic:nvPicPr>
-                    <pic:cNvPr descr="psi-negro.png" id="0" name="image1.png"/>
+                    <pic:cNvPr descr="psi-negro.png" id="0" name="image3.png"/>
                     <pic:cNvPicPr preferRelativeResize="0"/>
                   </pic:nvPicPr>
                   <pic:blipFill>
@@ -1430,7 +1430,7 @@
     </w:p>
     <w:sdt>
       <w:sdtPr>
-        <w:id w:val="-1549148478"/>
+        <w:id w:val="83656363"/>
         <w:docPartObj>
           <w:docPartGallery w:val="Table of Contents"/>
           <w:docPartUnique w:val="1"/>
@@ -6534,12 +6534,12 @@
           <wp:extent cx="669290" cy="669290"/>
           <wp:effectExtent b="0" l="0" r="0" t="0"/>
           <wp:wrapSquare wrapText="bothSides" distB="0" distT="0" distL="114300" distR="114300"/>
-          <wp:docPr descr="psi-negro.png" id="13" name="image3.png"/>
+          <wp:docPr descr="psi-negro.png" id="13" name="image2.png"/>
           <a:graphic>
             <a:graphicData uri="http://schemas.openxmlformats.org/drawingml/2006/picture">
               <pic:pic>
                 <pic:nvPicPr>
-                  <pic:cNvPr descr="psi-negro.png" id="0" name="image3.png"/>
+                  <pic:cNvPr descr="psi-negro.png" id="0" name="image2.png"/>
                   <pic:cNvPicPr preferRelativeResize="0"/>
                 </pic:nvPicPr>
                 <pic:blipFill>
@@ -6589,12 +6589,12 @@
           <wp:extent cx="425450" cy="666750"/>
           <wp:effectExtent b="0" l="0" r="0" t="0"/>
           <wp:wrapSquare wrapText="bothSides" distB="0" distT="0" distL="114300" distR="114300"/>
-          <wp:docPr descr="UNPA.JPG" id="12" name="image2.jpg"/>
+          <wp:docPr descr="UNPA.JPG" id="12" name="image1.jpg"/>
           <a:graphic>
             <a:graphicData uri="http://schemas.openxmlformats.org/drawingml/2006/picture">
               <pic:pic>
                 <pic:nvPicPr>
-                  <pic:cNvPr descr="UNPA.JPG" id="0" name="image2.jpg"/>
+                  <pic:cNvPr descr="UNPA.JPG" id="0" name="image1.jpg"/>
                   <pic:cNvPicPr preferRelativeResize="0"/>
                 </pic:nvPicPr>
                 <pic:blipFill>

--- a/Etapa Construcción - Iteración 1/Pruebas 1° Tanda de CUs a implementar/Caso de Prueba CU12： Estimar Tarea-Kairos-NexTech.docx
+++ b/Etapa Construcción - Iteración 1/Pruebas 1° Tanda de CUs a implementar/Caso de Prueba CU12： Estimar Tarea-Kairos-NexTech.docx
@@ -1001,12 +1001,12 @@
             <wp:extent cx="1200150" cy="1200150"/>
             <wp:effectExtent b="0" l="0" r="0" t="0"/>
             <wp:wrapSquare wrapText="bothSides" distB="0" distT="0" distL="114300" distR="114300"/>
-            <wp:docPr descr="psi-negro.png" id="16" name="image3.png"/>
+            <wp:docPr descr="psi-negro.png" id="16" name="image1.png"/>
             <a:graphic>
               <a:graphicData uri="http://schemas.openxmlformats.org/drawingml/2006/picture">
                 <pic:pic>
                   <pic:nvPicPr>
-                    <pic:cNvPr descr="psi-negro.png" id="0" name="image3.png"/>
+                    <pic:cNvPr descr="psi-negro.png" id="0" name="image1.png"/>
                     <pic:cNvPicPr preferRelativeResize="0"/>
                   </pic:nvPicPr>
                   <pic:blipFill>
@@ -1056,12 +1056,12 @@
             <wp:extent cx="1304925" cy="2019300"/>
             <wp:effectExtent b="0" l="0" r="0" t="0"/>
             <wp:wrapSquare wrapText="bothSides" distB="0" distT="0" distL="114300" distR="114300"/>
-            <wp:docPr descr="UNPA.JPG" id="14" name="image1.jpg"/>
+            <wp:docPr descr="UNPA.JPG" id="14" name="image3.jpg"/>
             <a:graphic>
               <a:graphicData uri="http://schemas.openxmlformats.org/drawingml/2006/picture">
                 <pic:pic>
                   <pic:nvPicPr>
-                    <pic:cNvPr descr="UNPA.JPG" id="0" name="image1.jpg"/>
+                    <pic:cNvPr descr="UNPA.JPG" id="0" name="image3.jpg"/>
                     <pic:cNvPicPr preferRelativeResize="0"/>
                   </pic:nvPicPr>
                   <pic:blipFill>
@@ -1327,12 +1327,12 @@
             <wp:extent cx="1200150" cy="1200150"/>
             <wp:effectExtent b="0" l="0" r="0" t="0"/>
             <wp:wrapSquare wrapText="bothSides" distB="0" distT="0" distL="114300" distR="114300"/>
-            <wp:docPr descr="psi-negro.png" id="15" name="image3.png"/>
+            <wp:docPr descr="psi-negro.png" id="15" name="image1.png"/>
             <a:graphic>
               <a:graphicData uri="http://schemas.openxmlformats.org/drawingml/2006/picture">
                 <pic:pic>
                   <pic:nvPicPr>
-                    <pic:cNvPr descr="psi-negro.png" id="0" name="image3.png"/>
+                    <pic:cNvPr descr="psi-negro.png" id="0" name="image1.png"/>
                     <pic:cNvPicPr preferRelativeResize="0"/>
                   </pic:nvPicPr>
                   <pic:blipFill>
@@ -1430,7 +1430,7 @@
     </w:p>
     <w:sdt>
       <w:sdtPr>
-        <w:id w:val="83656363"/>
+        <w:id w:val="-1089911310"/>
         <w:docPartObj>
           <w:docPartGallery w:val="Table of Contents"/>
           <w:docPartUnique w:val="1"/>
@@ -6589,12 +6589,12 @@
           <wp:extent cx="425450" cy="666750"/>
           <wp:effectExtent b="0" l="0" r="0" t="0"/>
           <wp:wrapSquare wrapText="bothSides" distB="0" distT="0" distL="114300" distR="114300"/>
-          <wp:docPr descr="UNPA.JPG" id="12" name="image1.jpg"/>
+          <wp:docPr descr="UNPA.JPG" id="12" name="image3.jpg"/>
           <a:graphic>
             <a:graphicData uri="http://schemas.openxmlformats.org/drawingml/2006/picture">
               <pic:pic>
                 <pic:nvPicPr>
-                  <pic:cNvPr descr="UNPA.JPG" id="0" name="image1.jpg"/>
+                  <pic:cNvPr descr="UNPA.JPG" id="0" name="image3.jpg"/>
                   <pic:cNvPicPr preferRelativeResize="0"/>
                 </pic:nvPicPr>
                 <pic:blipFill>

--- a/Etapa Construcción - Iteración 1/Pruebas 1° Tanda de CUs a implementar/Caso de Prueba CU12： Estimar Tarea-Kairos-NexTech.docx
+++ b/Etapa Construcción - Iteración 1/Pruebas 1° Tanda de CUs a implementar/Caso de Prueba CU12： Estimar Tarea-Kairos-NexTech.docx
@@ -1430,7 +1430,7 @@
     </w:p>
     <w:sdt>
       <w:sdtPr>
-        <w:id w:val="-1089911310"/>
+        <w:id w:val="212534971"/>
         <w:docPartObj>
           <w:docPartGallery w:val="Table of Contents"/>
           <w:docPartUnique w:val="1"/>

--- a/Etapa Construcción - Iteración 1/Pruebas 1° Tanda de CUs a implementar/Caso de Prueba CU12： Estimar Tarea-Kairos-NexTech.docx
+++ b/Etapa Construcción - Iteración 1/Pruebas 1° Tanda de CUs a implementar/Caso de Prueba CU12： Estimar Tarea-Kairos-NexTech.docx
@@ -1056,12 +1056,12 @@
             <wp:extent cx="1304925" cy="2019300"/>
             <wp:effectExtent b="0" l="0" r="0" t="0"/>
             <wp:wrapSquare wrapText="bothSides" distB="0" distT="0" distL="114300" distR="114300"/>
-            <wp:docPr descr="UNPA.JPG" id="14" name="image3.jpg"/>
+            <wp:docPr descr="UNPA.JPG" id="14" name="image2.jpg"/>
             <a:graphic>
               <a:graphicData uri="http://schemas.openxmlformats.org/drawingml/2006/picture">
                 <pic:pic>
                   <pic:nvPicPr>
-                    <pic:cNvPr descr="UNPA.JPG" id="0" name="image3.jpg"/>
+                    <pic:cNvPr descr="UNPA.JPG" id="0" name="image2.jpg"/>
                     <pic:cNvPicPr preferRelativeResize="0"/>
                   </pic:nvPicPr>
                   <pic:blipFill>
@@ -1430,7 +1430,7 @@
     </w:p>
     <w:sdt>
       <w:sdtPr>
-        <w:id w:val="212534971"/>
+        <w:id w:val="1078721977"/>
         <w:docPartObj>
           <w:docPartGallery w:val="Table of Contents"/>
           <w:docPartUnique w:val="1"/>
@@ -6534,12 +6534,12 @@
           <wp:extent cx="669290" cy="669290"/>
           <wp:effectExtent b="0" l="0" r="0" t="0"/>
           <wp:wrapSquare wrapText="bothSides" distB="0" distT="0" distL="114300" distR="114300"/>
-          <wp:docPr descr="psi-negro.png" id="13" name="image2.png"/>
+          <wp:docPr descr="psi-negro.png" id="13" name="image3.png"/>
           <a:graphic>
             <a:graphicData uri="http://schemas.openxmlformats.org/drawingml/2006/picture">
               <pic:pic>
                 <pic:nvPicPr>
-                  <pic:cNvPr descr="psi-negro.png" id="0" name="image2.png"/>
+                  <pic:cNvPr descr="psi-negro.png" id="0" name="image3.png"/>
                   <pic:cNvPicPr preferRelativeResize="0"/>
                 </pic:nvPicPr>
                 <pic:blipFill>
@@ -6589,12 +6589,12 @@
           <wp:extent cx="425450" cy="666750"/>
           <wp:effectExtent b="0" l="0" r="0" t="0"/>
           <wp:wrapSquare wrapText="bothSides" distB="0" distT="0" distL="114300" distR="114300"/>
-          <wp:docPr descr="UNPA.JPG" id="12" name="image3.jpg"/>
+          <wp:docPr descr="UNPA.JPG" id="12" name="image2.jpg"/>
           <a:graphic>
             <a:graphicData uri="http://schemas.openxmlformats.org/drawingml/2006/picture">
               <pic:pic>
                 <pic:nvPicPr>
-                  <pic:cNvPr descr="UNPA.JPG" id="0" name="image3.jpg"/>
+                  <pic:cNvPr descr="UNPA.JPG" id="0" name="image2.jpg"/>
                   <pic:cNvPicPr preferRelativeResize="0"/>
                 </pic:nvPicPr>
                 <pic:blipFill>

--- a/Etapa Construcción - Iteración 1/Pruebas 1° Tanda de CUs a implementar/Caso de Prueba CU12： Estimar Tarea-Kairos-NexTech.docx
+++ b/Etapa Construcción - Iteración 1/Pruebas 1° Tanda de CUs a implementar/Caso de Prueba CU12： Estimar Tarea-Kairos-NexTech.docx
@@ -22,7 +22,9 @@
         <w:rPr>
           <w:rFonts w:ascii="Cambria" w:cs="Cambria" w:eastAsia="Cambria" w:hAnsi="Cambria"/>
           <w:b w:val="0"/>
+          <w:bCs w:val="0"/>
           <w:i w:val="0"/>
+          <w:iCs w:val="0"/>
           <w:smallCaps w:val="0"/>
           <w:strike w:val="0"/>
           <w:color w:val="000000"/>
@@ -59,7 +61,9 @@
         <w:rPr>
           <w:rFonts w:ascii="Cambria" w:cs="Cambria" w:eastAsia="Cambria" w:hAnsi="Cambria"/>
           <w:b w:val="0"/>
+          <w:bCs w:val="0"/>
           <w:i w:val="0"/>
+          <w:iCs w:val="0"/>
           <w:smallCaps w:val="0"/>
           <w:strike w:val="0"/>
           <w:color w:val="000000"/>
@@ -96,7 +100,9 @@
         <w:rPr>
           <w:rFonts w:ascii="Cambria" w:cs="Cambria" w:eastAsia="Cambria" w:hAnsi="Cambria"/>
           <w:b w:val="0"/>
+          <w:bCs w:val="0"/>
           <w:i w:val="0"/>
+          <w:iCs w:val="0"/>
           <w:smallCaps w:val="0"/>
           <w:strike w:val="0"/>
           <w:color w:val="000000"/>
@@ -111,7 +117,9 @@
         <w:rPr>
           <w:rFonts w:ascii="Calibri" w:cs="Calibri" w:eastAsia="Calibri" w:hAnsi="Calibri"/>
           <w:b w:val="0"/>
+          <w:bCs w:val="0"/>
           <w:i w:val="0"/>
+          <w:iCs w:val="0"/>
           <w:smallCaps w:val="0"/>
           <w:strike w:val="0"/>
           <w:color w:val="000000"/>
@@ -231,7 +239,9 @@
         <w:rPr>
           <w:rFonts w:ascii="Calibri" w:cs="Calibri" w:eastAsia="Calibri" w:hAnsi="Calibri"/>
           <w:b w:val="0"/>
+          <w:bCs w:val="0"/>
           <w:i w:val="0"/>
+          <w:iCs w:val="0"/>
           <w:smallCaps w:val="0"/>
           <w:strike w:val="0"/>
           <w:color w:val="000000"/>
@@ -351,7 +361,9 @@
         <w:rPr>
           <w:rFonts w:ascii="Calibri" w:cs="Calibri" w:eastAsia="Calibri" w:hAnsi="Calibri"/>
           <w:b w:val="0"/>
+          <w:bCs w:val="0"/>
           <w:i w:val="0"/>
+          <w:iCs w:val="0"/>
           <w:smallCaps w:val="0"/>
           <w:strike w:val="0"/>
           <w:color w:val="000000"/>
@@ -471,7 +483,9 @@
         <w:rPr>
           <w:rFonts w:ascii="Calibri" w:cs="Calibri" w:eastAsia="Calibri" w:hAnsi="Calibri"/>
           <w:b w:val="0"/>
+          <w:bCs w:val="0"/>
           <w:i w:val="0"/>
+          <w:iCs w:val="0"/>
           <w:smallCaps w:val="0"/>
           <w:strike w:val="0"/>
           <w:color w:val="000000"/>
@@ -613,7 +627,9 @@
         <w:rPr>
           <w:rFonts w:ascii="Cambria" w:cs="Cambria" w:eastAsia="Cambria" w:hAnsi="Cambria"/>
           <w:b w:val="0"/>
+          <w:bCs w:val="0"/>
           <w:i w:val="0"/>
+          <w:iCs w:val="0"/>
           <w:smallCaps w:val="0"/>
           <w:strike w:val="0"/>
           <w:color w:val="000000"/>
@@ -628,7 +644,9 @@
         <w:rPr>
           <w:rFonts w:ascii="Cambria" w:cs="Cambria" w:eastAsia="Cambria" w:hAnsi="Cambria"/>
           <w:b w:val="0"/>
+          <w:bCs w:val="0"/>
           <w:i w:val="0"/>
+          <w:iCs w:val="0"/>
           <w:smallCaps w:val="0"/>
           <w:strike w:val="0"/>
           <w:color w:val="000000"/>
@@ -685,7 +703,9 @@
         <w:rPr>
           <w:rFonts w:ascii="Cambria" w:cs="Cambria" w:eastAsia="Cambria" w:hAnsi="Cambria"/>
           <w:b w:val="0"/>
+          <w:bCs w:val="0"/>
           <w:i w:val="0"/>
+          <w:iCs w:val="0"/>
           <w:smallCaps w:val="0"/>
           <w:strike w:val="0"/>
           <w:color w:val="000000"/>
@@ -731,7 +751,9 @@
         <w:rPr>
           <w:rFonts w:ascii="Calibri" w:cs="Calibri" w:eastAsia="Calibri" w:hAnsi="Calibri"/>
           <w:b w:val="0"/>
+          <w:bCs w:val="0"/>
           <w:i w:val="0"/>
+          <w:iCs w:val="0"/>
           <w:smallCaps w:val="0"/>
           <w:strike w:val="0"/>
           <w:color w:val="000000"/>
@@ -768,7 +790,9 @@
         <w:rPr>
           <w:rFonts w:ascii="Calibri" w:cs="Calibri" w:eastAsia="Calibri" w:hAnsi="Calibri"/>
           <w:b w:val="0"/>
+          <w:bCs w:val="0"/>
           <w:i w:val="0"/>
+          <w:iCs w:val="0"/>
           <w:smallCaps w:val="0"/>
           <w:strike w:val="0"/>
           <w:color w:val="000000"/>
@@ -805,7 +829,9 @@
         <w:rPr>
           <w:rFonts w:ascii="Calibri" w:cs="Calibri" w:eastAsia="Calibri" w:hAnsi="Calibri"/>
           <w:b w:val="0"/>
+          <w:bCs w:val="0"/>
           <w:i w:val="0"/>
+          <w:iCs w:val="0"/>
           <w:smallCaps w:val="0"/>
           <w:strike w:val="0"/>
           <w:color w:val="000000"/>
@@ -842,7 +868,9 @@
         <w:rPr>
           <w:rFonts w:ascii="Calibri" w:cs="Calibri" w:eastAsia="Calibri" w:hAnsi="Calibri"/>
           <w:b w:val="0"/>
+          <w:bCs w:val="0"/>
           <w:i w:val="0"/>
+          <w:iCs w:val="0"/>
           <w:smallCaps w:val="0"/>
           <w:strike w:val="0"/>
           <w:color w:val="000000"/>
@@ -879,7 +907,9 @@
         <w:rPr>
           <w:rFonts w:ascii="Calibri" w:cs="Calibri" w:eastAsia="Calibri" w:hAnsi="Calibri"/>
           <w:b w:val="0"/>
+          <w:bCs w:val="0"/>
           <w:i w:val="0"/>
+          <w:iCs w:val="0"/>
           <w:smallCaps w:val="0"/>
           <w:strike w:val="0"/>
           <w:color w:val="000000"/>
@@ -973,7 +1003,9 @@
         <w:rPr>
           <w:rFonts w:ascii="Calibri" w:cs="Calibri" w:eastAsia="Calibri" w:hAnsi="Calibri"/>
           <w:b w:val="0"/>
+          <w:bCs w:val="0"/>
           <w:i w:val="1"/>
+          <w:iCs w:val="1"/>
           <w:smallCaps w:val="0"/>
           <w:strike w:val="0"/>
           <w:color w:val="548dd4"/>
@@ -987,6 +1019,7 @@
       <w:r>
         <w:rPr>
           <w:i w:val="1"/>
+          <w:iCs w:val="1"/>
           <w:color w:val="548dd4"/>
         </w:rPr>
         <w:drawing>
@@ -1034,7 +1067,9 @@
         <w:rPr>
           <w:rFonts w:ascii="Calibri" w:cs="Calibri" w:eastAsia="Calibri" w:hAnsi="Calibri"/>
           <w:b w:val="0"/>
+          <w:bCs w:val="0"/>
           <w:i w:val="1"/>
+          <w:iCs w:val="1"/>
           <w:smallCaps w:val="0"/>
           <w:strike w:val="0"/>
           <w:color w:val="548dd4"/>
@@ -1117,7 +1152,9 @@
         <w:rPr>
           <w:rFonts w:ascii="Calibri" w:cs="Calibri" w:eastAsia="Calibri" w:hAnsi="Calibri"/>
           <w:b w:val="0"/>
+          <w:bCs w:val="0"/>
           <w:i w:val="1"/>
+          <w:iCs w:val="1"/>
           <w:smallCaps w:val="0"/>
           <w:strike w:val="0"/>
           <w:color w:val="548dd4"/>
@@ -1131,6 +1168,7 @@
       <w:r>
         <w:rPr>
           <w:i w:val="1"/>
+          <w:iCs w:val="1"/>
           <w:color w:val="548dd4"/>
         </w:rPr>
         <mc:AlternateContent>
@@ -1399,7 +1437,9 @@
         <w:rPr>
           <w:rFonts w:ascii="Cambria" w:cs="Cambria" w:eastAsia="Cambria" w:hAnsi="Cambria"/>
           <w:b w:val="1"/>
+          <w:bCs w:val="1"/>
           <w:i w:val="0"/>
+          <w:iCs w:val="0"/>
           <w:smallCaps w:val="0"/>
           <w:strike w:val="0"/>
           <w:color w:val="366091"/>
@@ -1414,7 +1454,9 @@
         <w:rPr>
           <w:rFonts w:ascii="Cambria" w:cs="Cambria" w:eastAsia="Cambria" w:hAnsi="Cambria"/>
           <w:b w:val="1"/>
+          <w:bCs w:val="1"/>
           <w:i w:val="0"/>
+          <w:iCs w:val="0"/>
           <w:smallCaps w:val="0"/>
           <w:strike w:val="0"/>
           <w:color w:val="366091"/>
@@ -1430,7 +1472,7 @@
     </w:p>
     <w:sdt>
       <w:sdtPr>
-        <w:id w:val="1078721977"/>
+        <w:id w:val="441205669"/>
         <w:docPartObj>
           <w:docPartGallery w:val="Table of Contents"/>
           <w:docPartUnique w:val="1"/>
@@ -1460,7 +1502,9 @@
             <w:rPr>
               <w:rFonts w:ascii="Calibri" w:cs="Calibri" w:eastAsia="Calibri" w:hAnsi="Calibri"/>
               <w:b w:val="0"/>
+              <w:bCs w:val="0"/>
               <w:i w:val="0"/>
+              <w:iCs w:val="0"/>
               <w:smallCaps w:val="0"/>
               <w:strike w:val="0"/>
               <w:color w:val="000000"/>
@@ -1481,7 +1525,9 @@
               <w:rPr>
                 <w:rFonts w:ascii="Calibri" w:cs="Calibri" w:eastAsia="Calibri" w:hAnsi="Calibri"/>
                 <w:b w:val="1"/>
+                <w:bCs w:val="1"/>
                 <w:i w:val="0"/>
+                <w:iCs w:val="0"/>
                 <w:smallCaps w:val="0"/>
                 <w:strike w:val="0"/>
                 <w:color w:val="000000"/>
@@ -1526,7 +1572,9 @@
             <w:rPr>
               <w:rFonts w:ascii="Calibri" w:cs="Calibri" w:eastAsia="Calibri" w:hAnsi="Calibri"/>
               <w:b w:val="0"/>
+              <w:bCs w:val="0"/>
               <w:i w:val="0"/>
+              <w:iCs w:val="0"/>
               <w:smallCaps w:val="0"/>
               <w:strike w:val="0"/>
               <w:color w:val="000000"/>
@@ -1542,7 +1590,9 @@
               <w:rPr>
                 <w:rFonts w:ascii="Calibri" w:cs="Calibri" w:eastAsia="Calibri" w:hAnsi="Calibri"/>
                 <w:b w:val="1"/>
+                <w:bCs w:val="1"/>
                 <w:i w:val="0"/>
+                <w:iCs w:val="0"/>
                 <w:smallCaps w:val="0"/>
                 <w:strike w:val="0"/>
                 <w:color w:val="000000"/>
@@ -1587,7 +1637,9 @@
             <w:rPr>
               <w:rFonts w:ascii="Calibri" w:cs="Calibri" w:eastAsia="Calibri" w:hAnsi="Calibri"/>
               <w:b w:val="0"/>
+              <w:bCs w:val="0"/>
               <w:i w:val="0"/>
+              <w:iCs w:val="0"/>
               <w:smallCaps w:val="0"/>
               <w:strike w:val="0"/>
               <w:color w:val="000000"/>
@@ -1603,7 +1655,9 @@
               <w:rPr>
                 <w:rFonts w:ascii="Calibri" w:cs="Calibri" w:eastAsia="Calibri" w:hAnsi="Calibri"/>
                 <w:b w:val="0"/>
+                <w:bCs w:val="0"/>
                 <w:i w:val="1"/>
+                <w:iCs w:val="1"/>
                 <w:smallCaps w:val="0"/>
                 <w:strike w:val="0"/>
                 <w:color w:val="000000"/>
@@ -1648,7 +1702,9 @@
             <w:rPr>
               <w:rFonts w:ascii="Calibri" w:cs="Calibri" w:eastAsia="Calibri" w:hAnsi="Calibri"/>
               <w:b w:val="0"/>
+              <w:bCs w:val="0"/>
               <w:i w:val="0"/>
+              <w:iCs w:val="0"/>
               <w:smallCaps w:val="0"/>
               <w:strike w:val="0"/>
               <w:color w:val="000000"/>
@@ -1664,7 +1720,9 @@
               <w:rPr>
                 <w:rFonts w:ascii="Calibri" w:cs="Calibri" w:eastAsia="Calibri" w:hAnsi="Calibri"/>
                 <w:b w:val="0"/>
+                <w:bCs w:val="0"/>
                 <w:i w:val="1"/>
+                <w:iCs w:val="1"/>
                 <w:smallCaps w:val="0"/>
                 <w:strike w:val="0"/>
                 <w:color w:val="000000"/>
@@ -1709,7 +1767,9 @@
             <w:rPr>
               <w:rFonts w:ascii="Calibri" w:cs="Calibri" w:eastAsia="Calibri" w:hAnsi="Calibri"/>
               <w:b w:val="0"/>
+              <w:bCs w:val="0"/>
               <w:i w:val="0"/>
+              <w:iCs w:val="0"/>
               <w:smallCaps w:val="0"/>
               <w:strike w:val="0"/>
               <w:color w:val="000000"/>
@@ -1725,7 +1785,9 @@
               <w:rPr>
                 <w:rFonts w:ascii="Calibri" w:cs="Calibri" w:eastAsia="Calibri" w:hAnsi="Calibri"/>
                 <w:b w:val="0"/>
+                <w:bCs w:val="0"/>
                 <w:i w:val="1"/>
+                <w:iCs w:val="1"/>
                 <w:smallCaps w:val="0"/>
                 <w:strike w:val="0"/>
                 <w:color w:val="000000"/>
@@ -1770,7 +1832,9 @@
             <w:rPr>
               <w:rFonts w:ascii="Calibri" w:cs="Calibri" w:eastAsia="Calibri" w:hAnsi="Calibri"/>
               <w:b w:val="0"/>
+              <w:bCs w:val="0"/>
               <w:i w:val="0"/>
+              <w:iCs w:val="0"/>
               <w:smallCaps w:val="0"/>
               <w:strike w:val="0"/>
               <w:color w:val="000000"/>
@@ -1786,7 +1850,9 @@
               <w:rPr>
                 <w:rFonts w:ascii="Calibri" w:cs="Calibri" w:eastAsia="Calibri" w:hAnsi="Calibri"/>
                 <w:b w:val="0"/>
+                <w:bCs w:val="0"/>
                 <w:i w:val="1"/>
+                <w:iCs w:val="1"/>
                 <w:smallCaps w:val="0"/>
                 <w:strike w:val="0"/>
                 <w:color w:val="000000"/>
@@ -1831,7 +1897,9 @@
             <w:rPr>
               <w:rFonts w:ascii="Calibri" w:cs="Calibri" w:eastAsia="Calibri" w:hAnsi="Calibri"/>
               <w:b w:val="0"/>
+              <w:bCs w:val="0"/>
               <w:i w:val="0"/>
+              <w:iCs w:val="0"/>
               <w:smallCaps w:val="0"/>
               <w:strike w:val="0"/>
               <w:color w:val="000000"/>
@@ -1847,7 +1915,9 @@
               <w:rPr>
                 <w:rFonts w:ascii="Calibri" w:cs="Calibri" w:eastAsia="Calibri" w:hAnsi="Calibri"/>
                 <w:b w:val="0"/>
+                <w:bCs w:val="0"/>
                 <w:i w:val="1"/>
+                <w:iCs w:val="1"/>
                 <w:smallCaps w:val="0"/>
                 <w:strike w:val="0"/>
                 <w:color w:val="000000"/>
@@ -1892,7 +1962,9 @@
             <w:rPr>
               <w:rFonts w:ascii="Calibri" w:cs="Calibri" w:eastAsia="Calibri" w:hAnsi="Calibri"/>
               <w:b w:val="0"/>
+              <w:bCs w:val="0"/>
               <w:i w:val="0"/>
+              <w:iCs w:val="0"/>
               <w:smallCaps w:val="0"/>
               <w:strike w:val="0"/>
               <w:color w:val="000000"/>
@@ -1908,7 +1980,9 @@
               <w:rPr>
                 <w:rFonts w:ascii="Calibri" w:cs="Calibri" w:eastAsia="Calibri" w:hAnsi="Calibri"/>
                 <w:b w:val="0"/>
+                <w:bCs w:val="0"/>
                 <w:i w:val="1"/>
+                <w:iCs w:val="1"/>
                 <w:smallCaps w:val="0"/>
                 <w:strike w:val="0"/>
                 <w:color w:val="000000"/>
@@ -1953,7 +2027,9 @@
             <w:rPr>
               <w:rFonts w:ascii="Calibri" w:cs="Calibri" w:eastAsia="Calibri" w:hAnsi="Calibri"/>
               <w:b w:val="0"/>
+              <w:bCs w:val="0"/>
               <w:i w:val="0"/>
+              <w:iCs w:val="0"/>
               <w:smallCaps w:val="0"/>
               <w:strike w:val="0"/>
               <w:color w:val="000000"/>
@@ -1969,7 +2045,9 @@
               <w:rPr>
                 <w:rFonts w:ascii="Calibri" w:cs="Calibri" w:eastAsia="Calibri" w:hAnsi="Calibri"/>
                 <w:b w:val="0"/>
+                <w:bCs w:val="0"/>
                 <w:i w:val="1"/>
+                <w:iCs w:val="1"/>
                 <w:smallCaps w:val="0"/>
                 <w:strike w:val="0"/>
                 <w:color w:val="000000"/>
@@ -2014,7 +2092,9 @@
             <w:rPr>
               <w:rFonts w:ascii="Calibri" w:cs="Calibri" w:eastAsia="Calibri" w:hAnsi="Calibri"/>
               <w:b w:val="0"/>
+              <w:bCs w:val="0"/>
               <w:i w:val="0"/>
+              <w:iCs w:val="0"/>
               <w:smallCaps w:val="0"/>
               <w:strike w:val="0"/>
               <w:color w:val="000000"/>
@@ -2030,7 +2110,9 @@
               <w:rPr>
                 <w:rFonts w:ascii="Calibri" w:cs="Calibri" w:eastAsia="Calibri" w:hAnsi="Calibri"/>
                 <w:b w:val="1"/>
+                <w:bCs w:val="1"/>
                 <w:i w:val="0"/>
+                <w:iCs w:val="0"/>
                 <w:smallCaps w:val="0"/>
                 <w:strike w:val="0"/>
                 <w:color w:val="000000"/>
@@ -2519,7 +2601,9 @@
         <w:rPr>
           <w:rFonts w:ascii="Cambria" w:cs="Cambria" w:eastAsia="Cambria" w:hAnsi="Cambria"/>
           <w:b w:val="0"/>
+          <w:bCs w:val="0"/>
           <w:i w:val="0"/>
+          <w:iCs w:val="0"/>
           <w:smallCaps w:val="0"/>
           <w:strike w:val="0"/>
           <w:color w:val="17365d"/>
@@ -2534,7 +2618,9 @@
         <w:rPr>
           <w:rFonts w:ascii="Cambria" w:cs="Cambria" w:eastAsia="Cambria" w:hAnsi="Cambria"/>
           <w:b w:val="0"/>
+          <w:bCs w:val="0"/>
           <w:i w:val="0"/>
+          <w:iCs w:val="0"/>
           <w:smallCaps w:val="0"/>
           <w:strike w:val="0"/>
           <w:color w:val="17365d"/>
@@ -2551,7 +2637,9 @@
         <w:rPr>
           <w:rFonts w:ascii="Cambria" w:cs="Cambria" w:eastAsia="Cambria" w:hAnsi="Cambria"/>
           <w:b w:val="0"/>
+          <w:bCs w:val="0"/>
           <w:i w:val="0"/>
+          <w:iCs w:val="0"/>
           <w:smallCaps w:val="0"/>
           <w:strike w:val="0"/>
           <w:color w:val="17365d"/>
@@ -2578,7 +2666,9 @@
         <w:rPr>
           <w:rFonts w:ascii="Cambria" w:cs="Cambria" w:eastAsia="Cambria" w:hAnsi="Cambria"/>
           <w:b w:val="0"/>
+          <w:bCs w:val="0"/>
           <w:i w:val="0"/>
+          <w:iCs w:val="0"/>
           <w:smallCaps w:val="0"/>
           <w:strike w:val="0"/>
           <w:color w:val="17365d"/>
@@ -2605,7 +2695,9 @@
         <w:rPr>
           <w:rFonts w:ascii="Cambria" w:cs="Cambria" w:eastAsia="Cambria" w:hAnsi="Cambria"/>
           <w:b w:val="0"/>
+          <w:bCs w:val="0"/>
           <w:i w:val="0"/>
+          <w:iCs w:val="0"/>
           <w:smallCaps w:val="0"/>
           <w:strike w:val="0"/>
           <w:color w:val="17365d"/>
@@ -2675,7 +2767,9 @@
         <w:rPr>
           <w:rFonts w:ascii="Calibri" w:cs="Calibri" w:eastAsia="Calibri" w:hAnsi="Calibri"/>
           <w:b w:val="0"/>
+          <w:bCs w:val="0"/>
           <w:i w:val="1"/>
+          <w:iCs w:val="1"/>
           <w:smallCaps w:val="0"/>
           <w:strike w:val="0"/>
           <w:color w:val="548dd4"/>
@@ -2690,7 +2784,9 @@
         <w:rPr>
           <w:rFonts w:ascii="Calibri" w:cs="Calibri" w:eastAsia="Calibri" w:hAnsi="Calibri"/>
           <w:b w:val="0"/>
+          <w:bCs w:val="0"/>
           <w:i w:val="1"/>
+          <w:iCs w:val="1"/>
           <w:smallCaps w:val="0"/>
           <w:strike w:val="0"/>
           <w:color w:val="548dd4"/>
@@ -2727,7 +2823,9 @@
         <w:rPr>
           <w:rFonts w:ascii="Calibri" w:cs="Calibri" w:eastAsia="Calibri" w:hAnsi="Calibri"/>
           <w:b w:val="0"/>
+          <w:bCs w:val="0"/>
           <w:i w:val="1"/>
+          <w:iCs w:val="1"/>
           <w:smallCaps w:val="0"/>
           <w:strike w:val="0"/>
           <w:color w:val="548dd4"/>
@@ -2742,7 +2840,9 @@
         <w:rPr>
           <w:rFonts w:ascii="Calibri" w:cs="Calibri" w:eastAsia="Calibri" w:hAnsi="Calibri"/>
           <w:b w:val="0"/>
+          <w:bCs w:val="0"/>
           <w:i w:val="1"/>
+          <w:iCs w:val="1"/>
           <w:smallCaps w:val="0"/>
           <w:strike w:val="0"/>
           <w:color w:val="548dd4"/>
@@ -2818,7 +2918,9 @@
         <w:rPr>
           <w:rFonts w:ascii="Calibri" w:cs="Calibri" w:eastAsia="Calibri" w:hAnsi="Calibri"/>
           <w:b w:val="0"/>
+          <w:bCs w:val="0"/>
           <w:i w:val="1"/>
+          <w:iCs w:val="1"/>
           <w:smallCaps w:val="0"/>
           <w:strike w:val="0"/>
           <w:color w:val="548dd4"/>
@@ -2862,7 +2964,9 @@
         <w:rPr>
           <w:rFonts w:ascii="Calibri" w:cs="Calibri" w:eastAsia="Calibri" w:hAnsi="Calibri"/>
           <w:b w:val="0"/>
+          <w:bCs w:val="0"/>
           <w:i w:val="1"/>
+          <w:iCs w:val="1"/>
           <w:smallCaps w:val="0"/>
           <w:strike w:val="0"/>
           <w:color w:val="548dd4"/>
@@ -2906,7 +3010,9 @@
         <w:rPr>
           <w:rFonts w:ascii="Calibri" w:cs="Calibri" w:eastAsia="Calibri" w:hAnsi="Calibri"/>
           <w:b w:val="0"/>
+          <w:bCs w:val="0"/>
           <w:i w:val="1"/>
+          <w:iCs w:val="1"/>
           <w:smallCaps w:val="0"/>
           <w:strike w:val="0"/>
           <w:color w:val="548dd4"/>
@@ -2975,7 +3081,9 @@
         <w:rPr>
           <w:rFonts w:ascii="Calibri" w:cs="Calibri" w:eastAsia="Calibri" w:hAnsi="Calibri"/>
           <w:b w:val="0"/>
+          <w:bCs w:val="0"/>
           <w:i w:val="1"/>
+          <w:iCs w:val="1"/>
           <w:smallCaps w:val="0"/>
           <w:strike w:val="0"/>
           <w:color w:val="548dd4"/>
@@ -2990,7 +3098,9 @@
         <w:rPr>
           <w:rFonts w:ascii="Calibri" w:cs="Calibri" w:eastAsia="Calibri" w:hAnsi="Calibri"/>
           <w:b w:val="0"/>
+          <w:bCs w:val="0"/>
           <w:i w:val="1"/>
+          <w:iCs w:val="1"/>
           <w:smallCaps w:val="0"/>
           <w:strike w:val="0"/>
           <w:color w:val="548dd4"/>
@@ -3024,7 +3134,9 @@
         <w:rPr>
           <w:rFonts w:ascii="Cambria" w:cs="Cambria" w:eastAsia="Cambria" w:hAnsi="Cambria"/>
           <w:b w:val="1"/>
+          <w:bCs w:val="1"/>
           <w:i w:val="0"/>
+          <w:iCs w:val="0"/>
           <w:smallCaps w:val="0"/>
           <w:strike w:val="0"/>
           <w:color w:val="4f81bd"/>
@@ -3041,7 +3153,9 @@
         <w:rPr>
           <w:rFonts w:ascii="Cambria" w:cs="Cambria" w:eastAsia="Cambria" w:hAnsi="Cambria"/>
           <w:b w:val="1"/>
+          <w:bCs w:val="1"/>
           <w:i w:val="0"/>
+          <w:iCs w:val="0"/>
           <w:smallCaps w:val="0"/>
           <w:strike w:val="0"/>
           <w:color w:val="4f81bd"/>
@@ -3086,7 +3200,9 @@
         <w:rPr>
           <w:rFonts w:ascii="Cambria" w:cs="Cambria" w:eastAsia="Cambria" w:hAnsi="Cambria"/>
           <w:b w:val="1"/>
+          <w:bCs w:val="1"/>
           <w:i w:val="0"/>
+          <w:iCs w:val="0"/>
           <w:smallCaps w:val="0"/>
           <w:strike w:val="0"/>
           <w:color w:val="4f81bd"/>
@@ -3103,7 +3219,9 @@
         <w:rPr>
           <w:rFonts w:ascii="Cambria" w:cs="Cambria" w:eastAsia="Cambria" w:hAnsi="Cambria"/>
           <w:b w:val="1"/>
+          <w:bCs w:val="1"/>
           <w:i w:val="0"/>
+          <w:iCs w:val="0"/>
           <w:smallCaps w:val="0"/>
           <w:strike w:val="0"/>
           <w:color w:val="4f81bd"/>
@@ -3140,7 +3258,9 @@
         <w:rPr>
           <w:rFonts w:ascii="Calibri" w:cs="Calibri" w:eastAsia="Calibri" w:hAnsi="Calibri"/>
           <w:b w:val="0"/>
+          <w:bCs w:val="0"/>
           <w:i w:val="1"/>
+          <w:iCs w:val="1"/>
           <w:smallCaps w:val="0"/>
           <w:strike w:val="0"/>
           <w:color w:val="548dd4"/>
@@ -3155,7 +3275,9 @@
         <w:rPr>
           <w:rFonts w:ascii="Calibri" w:cs="Calibri" w:eastAsia="Calibri" w:hAnsi="Calibri"/>
           <w:b w:val="0"/>
+          <w:bCs w:val="0"/>
           <w:i w:val="1"/>
+          <w:iCs w:val="1"/>
           <w:smallCaps w:val="0"/>
           <w:strike w:val="0"/>
           <w:color w:val="548dd4"/>
@@ -3218,7 +3340,9 @@
         <w:rPr>
           <w:rFonts w:ascii="Calibri" w:cs="Calibri" w:eastAsia="Calibri" w:hAnsi="Calibri"/>
           <w:b w:val="0"/>
+          <w:bCs w:val="0"/>
           <w:i w:val="1"/>
+          <w:iCs w:val="1"/>
           <w:smallCaps w:val="0"/>
           <w:strike w:val="0"/>
           <w:color w:val="548dd4"/>
@@ -3233,7 +3357,9 @@
         <w:rPr>
           <w:rFonts w:ascii="Calibri" w:cs="Calibri" w:eastAsia="Calibri" w:hAnsi="Calibri"/>
           <w:b w:val="0"/>
+          <w:bCs w:val="0"/>
           <w:i w:val="1"/>
+          <w:iCs w:val="1"/>
           <w:smallCaps w:val="0"/>
           <w:strike w:val="0"/>
           <w:color w:val="548dd4"/>
@@ -3327,7 +3453,9 @@
         <w:rPr>
           <w:rFonts w:ascii="Cambria" w:cs="Cambria" w:eastAsia="Cambria" w:hAnsi="Cambria"/>
           <w:b w:val="1"/>
+          <w:bCs w:val="1"/>
           <w:i w:val="0"/>
+          <w:iCs w:val="0"/>
           <w:smallCaps w:val="0"/>
           <w:strike w:val="0"/>
           <w:color w:val="4f81bd"/>
@@ -3344,7 +3472,9 @@
         <w:rPr>
           <w:rFonts w:ascii="Cambria" w:cs="Cambria" w:eastAsia="Cambria" w:hAnsi="Cambria"/>
           <w:b w:val="1"/>
+          <w:bCs w:val="1"/>
           <w:i w:val="0"/>
+          <w:iCs w:val="0"/>
           <w:smallCaps w:val="0"/>
           <w:strike w:val="0"/>
           <w:color w:val="4f81bd"/>
@@ -3381,7 +3511,9 @@
         <w:rPr>
           <w:rFonts w:ascii="Calibri" w:cs="Calibri" w:eastAsia="Calibri" w:hAnsi="Calibri"/>
           <w:b w:val="0"/>
+          <w:bCs w:val="0"/>
           <w:i w:val="1"/>
+          <w:iCs w:val="1"/>
           <w:smallCaps w:val="0"/>
           <w:strike w:val="0"/>
           <w:color w:val="548dd4"/>
@@ -3396,7 +3528,9 @@
         <w:rPr>
           <w:rFonts w:ascii="Calibri" w:cs="Calibri" w:eastAsia="Calibri" w:hAnsi="Calibri"/>
           <w:b w:val="0"/>
+          <w:bCs w:val="0"/>
           <w:i w:val="1"/>
+          <w:iCs w:val="1"/>
           <w:smallCaps w:val="0"/>
           <w:strike w:val="0"/>
           <w:color w:val="548dd4"/>
@@ -3440,7 +3574,9 @@
         <w:rPr>
           <w:rFonts w:ascii="Calibri" w:cs="Calibri" w:eastAsia="Calibri" w:hAnsi="Calibri"/>
           <w:b w:val="0"/>
+          <w:bCs w:val="0"/>
           <w:i w:val="1"/>
+          <w:iCs w:val="1"/>
           <w:smallCaps w:val="0"/>
           <w:strike w:val="0"/>
           <w:color w:val="548dd4"/>
@@ -3516,7 +3652,9 @@
         <w:rPr>
           <w:rFonts w:ascii="Calibri" w:cs="Calibri" w:eastAsia="Calibri" w:hAnsi="Calibri"/>
           <w:b w:val="0"/>
+          <w:bCs w:val="0"/>
           <w:i w:val="1"/>
+          <w:iCs w:val="1"/>
           <w:smallCaps w:val="0"/>
           <w:strike w:val="0"/>
           <w:color w:val="548dd4"/>
@@ -3567,7 +3705,9 @@
         <w:rPr>
           <w:rFonts w:ascii="Calibri" w:cs="Calibri" w:eastAsia="Calibri" w:hAnsi="Calibri"/>
           <w:b w:val="0"/>
+          <w:bCs w:val="0"/>
           <w:i w:val="1"/>
+          <w:iCs w:val="1"/>
           <w:smallCaps w:val="0"/>
           <w:strike w:val="0"/>
           <w:color w:val="548dd4"/>
@@ -3582,7 +3722,9 @@
         <w:rPr>
           <w:rFonts w:ascii="Calibri" w:cs="Calibri" w:eastAsia="Calibri" w:hAnsi="Calibri"/>
           <w:b w:val="0"/>
+          <w:bCs w:val="0"/>
           <w:i w:val="1"/>
+          <w:iCs w:val="1"/>
           <w:smallCaps w:val="0"/>
           <w:strike w:val="0"/>
           <w:color w:val="548dd4"/>
@@ -3627,7 +3769,9 @@
         <w:rPr>
           <w:rFonts w:ascii="Cambria" w:cs="Cambria" w:eastAsia="Cambria" w:hAnsi="Cambria"/>
           <w:b w:val="1"/>
+          <w:bCs w:val="1"/>
           <w:i w:val="0"/>
+          <w:iCs w:val="0"/>
           <w:smallCaps w:val="0"/>
           <w:strike w:val="0"/>
           <w:color w:val="4f81bd"/>
@@ -3644,7 +3788,9 @@
         <w:rPr>
           <w:rFonts w:ascii="Cambria" w:cs="Cambria" w:eastAsia="Cambria" w:hAnsi="Cambria"/>
           <w:b w:val="1"/>
+          <w:bCs w:val="1"/>
           <w:i w:val="0"/>
+          <w:iCs w:val="0"/>
           <w:smallCaps w:val="0"/>
           <w:strike w:val="0"/>
           <w:color w:val="4f81bd"/>
@@ -3681,7 +3827,9 @@
         <w:rPr>
           <w:rFonts w:ascii="Calibri" w:cs="Calibri" w:eastAsia="Calibri" w:hAnsi="Calibri"/>
           <w:b w:val="0"/>
+          <w:bCs w:val="0"/>
           <w:i w:val="1"/>
+          <w:iCs w:val="1"/>
           <w:smallCaps w:val="0"/>
           <w:strike w:val="0"/>
           <w:color w:val="548dd4"/>
@@ -3696,7 +3844,9 @@
         <w:rPr>
           <w:rFonts w:ascii="Calibri" w:cs="Calibri" w:eastAsia="Calibri" w:hAnsi="Calibri"/>
           <w:b w:val="0"/>
+          <w:bCs w:val="0"/>
           <w:i w:val="1"/>
+          <w:iCs w:val="1"/>
           <w:smallCaps w:val="0"/>
           <w:strike w:val="0"/>
           <w:color w:val="548dd4"/>
@@ -3746,7 +3896,9 @@
         <w:rPr>
           <w:rFonts w:ascii="Cambria" w:cs="Cambria" w:eastAsia="Cambria" w:hAnsi="Cambria"/>
           <w:b w:val="1"/>
+          <w:bCs w:val="1"/>
           <w:i w:val="0"/>
+          <w:iCs w:val="0"/>
           <w:smallCaps w:val="0"/>
           <w:strike w:val="0"/>
           <w:color w:val="366091"/>
@@ -3763,7 +3915,9 @@
         <w:rPr>
           <w:rFonts w:ascii="Cambria" w:cs="Cambria" w:eastAsia="Cambria" w:hAnsi="Cambria"/>
           <w:b w:val="1"/>
+          <w:bCs w:val="1"/>
           <w:i w:val="0"/>
+          <w:iCs w:val="0"/>
           <w:smallCaps w:val="0"/>
           <w:strike w:val="0"/>
           <w:color w:val="366091"/>
@@ -3853,7 +4007,9 @@
               <w:rPr>
                 <w:rFonts w:ascii="Calibri" w:cs="Calibri" w:eastAsia="Calibri" w:hAnsi="Calibri"/>
                 <w:b w:val="0"/>
+                <w:bCs w:val="0"/>
                 <w:i w:val="1"/>
+                <w:iCs w:val="1"/>
                 <w:smallCaps w:val="0"/>
                 <w:strike w:val="0"/>
                 <w:color w:val="000000"/>
@@ -3868,7 +4024,9 @@
               <w:rPr>
                 <w:rFonts w:ascii="Calibri" w:cs="Calibri" w:eastAsia="Calibri" w:hAnsi="Calibri"/>
                 <w:b w:val="0"/>
+                <w:bCs w:val="0"/>
                 <w:i w:val="1"/>
+                <w:iCs w:val="1"/>
                 <w:smallCaps w:val="0"/>
                 <w:strike w:val="0"/>
                 <w:color w:val="000000"/>
@@ -3884,6 +4042,7 @@
             <w:r>
               <w:rPr>
                 <w:i w:val="1"/>
+                <w:iCs w:val="1"/>
                 <w:rtl w:val="0"/>
               </w:rPr>
               <w:t xml:space="preserve">Kairos</w:t>
@@ -3928,7 +4087,9 @@
               <w:rPr>
                 <w:rFonts w:ascii="Calibri" w:cs="Calibri" w:eastAsia="Calibri" w:hAnsi="Calibri"/>
                 <w:b w:val="0"/>
+                <w:bCs w:val="0"/>
                 <w:i w:val="1"/>
+                <w:iCs w:val="1"/>
                 <w:smallCaps w:val="0"/>
                 <w:strike w:val="0"/>
                 <w:color w:val="000000"/>
@@ -3943,7 +4104,9 @@
               <w:rPr>
                 <w:rFonts w:ascii="Calibri" w:cs="Calibri" w:eastAsia="Calibri" w:hAnsi="Calibri"/>
                 <w:b w:val="0"/>
+                <w:bCs w:val="0"/>
                 <w:i w:val="1"/>
+                <w:iCs w:val="1"/>
                 <w:smallCaps w:val="0"/>
                 <w:strike w:val="0"/>
                 <w:color w:val="000000"/>
@@ -3996,7 +4159,9 @@
               <w:rPr>
                 <w:rFonts w:ascii="Calibri" w:cs="Calibri" w:eastAsia="Calibri" w:hAnsi="Calibri"/>
                 <w:b w:val="0"/>
+                <w:bCs w:val="0"/>
                 <w:i w:val="1"/>
+                <w:iCs w:val="1"/>
                 <w:smallCaps w:val="0"/>
                 <w:strike w:val="0"/>
                 <w:color w:val="0000ff"/>
@@ -4011,7 +4176,9 @@
               <w:rPr>
                 <w:rFonts w:ascii="Calibri" w:cs="Calibri" w:eastAsia="Calibri" w:hAnsi="Calibri"/>
                 <w:b w:val="0"/>
+                <w:bCs w:val="0"/>
                 <w:i w:val="1"/>
+                <w:iCs w:val="1"/>
                 <w:smallCaps w:val="0"/>
                 <w:strike w:val="0"/>
                 <w:color w:val="000000"/>
@@ -4028,7 +4195,9 @@
               <w:rPr>
                 <w:rFonts w:ascii="Calibri" w:cs="Calibri" w:eastAsia="Calibri" w:hAnsi="Calibri"/>
                 <w:b w:val="0"/>
+                <w:bCs w:val="0"/>
                 <w:i w:val="1"/>
+                <w:iCs w:val="1"/>
                 <w:smallCaps w:val="0"/>
                 <w:strike w:val="0"/>
                 <w:color w:val="0000ff"/>
@@ -4044,6 +4213,7 @@
             <w:r>
               <w:rPr>
                 <w:i w:val="1"/>
+                <w:iCs w:val="1"/>
                 <w:color w:val="0000ff"/>
                 <w:rtl w:val="0"/>
               </w:rPr>
@@ -4089,7 +4259,9 @@
               <w:rPr>
                 <w:rFonts w:ascii="Calibri" w:cs="Calibri" w:eastAsia="Calibri" w:hAnsi="Calibri"/>
                 <w:b w:val="0"/>
+                <w:bCs w:val="0"/>
                 <w:i w:val="1"/>
+                <w:iCs w:val="1"/>
                 <w:smallCaps w:val="0"/>
                 <w:strike w:val="0"/>
                 <w:color w:val="000000"/>
@@ -4104,7 +4276,9 @@
               <w:rPr>
                 <w:rFonts w:ascii="Calibri" w:cs="Calibri" w:eastAsia="Calibri" w:hAnsi="Calibri"/>
                 <w:b w:val="0"/>
+                <w:bCs w:val="0"/>
                 <w:i w:val="1"/>
+                <w:iCs w:val="1"/>
                 <w:smallCaps w:val="0"/>
                 <w:strike w:val="0"/>
                 <w:color w:val="000000"/>
@@ -4157,7 +4331,9 @@
               <w:rPr>
                 <w:rFonts w:ascii="Calibri" w:cs="Calibri" w:eastAsia="Calibri" w:hAnsi="Calibri"/>
                 <w:b w:val="0"/>
+                <w:bCs w:val="0"/>
                 <w:i w:val="1"/>
+                <w:iCs w:val="1"/>
                 <w:smallCaps w:val="0"/>
                 <w:strike w:val="0"/>
                 <w:color w:val="000000"/>
@@ -4172,7 +4348,9 @@
               <w:rPr>
                 <w:rFonts w:ascii="Calibri" w:cs="Calibri" w:eastAsia="Calibri" w:hAnsi="Calibri"/>
                 <w:b w:val="0"/>
+                <w:bCs w:val="0"/>
                 <w:i w:val="1"/>
+                <w:iCs w:val="1"/>
                 <w:smallCaps w:val="0"/>
                 <w:strike w:val="0"/>
                 <w:color w:val="000000"/>
@@ -4219,7 +4397,9 @@
               <w:rPr>
                 <w:rFonts w:ascii="Calibri" w:cs="Calibri" w:eastAsia="Calibri" w:hAnsi="Calibri"/>
                 <w:b w:val="0"/>
+                <w:bCs w:val="0"/>
                 <w:i w:val="1"/>
+                <w:iCs w:val="1"/>
                 <w:smallCaps w:val="0"/>
                 <w:strike w:val="0"/>
                 <w:color w:val="0000ff"/>
@@ -4234,7 +4414,9 @@
               <w:rPr>
                 <w:rFonts w:ascii="Calibri" w:cs="Calibri" w:eastAsia="Calibri" w:hAnsi="Calibri"/>
                 <w:b w:val="0"/>
+                <w:bCs w:val="0"/>
                 <w:i w:val="1"/>
+                <w:iCs w:val="1"/>
                 <w:smallCaps w:val="0"/>
                 <w:strike w:val="0"/>
                 <w:color w:val="000000"/>
@@ -4291,7 +4473,9 @@
               <w:rPr>
                 <w:rFonts w:ascii="Calibri" w:cs="Calibri" w:eastAsia="Calibri" w:hAnsi="Calibri"/>
                 <w:b w:val="0"/>
+                <w:bCs w:val="0"/>
                 <w:i w:val="1"/>
+                <w:iCs w:val="1"/>
                 <w:smallCaps w:val="0"/>
                 <w:strike w:val="0"/>
                 <w:color w:val="000000"/>
@@ -4306,7 +4490,9 @@
               <w:rPr>
                 <w:rFonts w:ascii="Calibri" w:cs="Calibri" w:eastAsia="Calibri" w:hAnsi="Calibri"/>
                 <w:b w:val="0"/>
+                <w:bCs w:val="0"/>
                 <w:i w:val="1"/>
+                <w:iCs w:val="1"/>
                 <w:smallCaps w:val="0"/>
                 <w:strike w:val="0"/>
                 <w:color w:val="000000"/>
@@ -4353,7 +4539,9 @@
               <w:rPr>
                 <w:rFonts w:ascii="Calibri" w:cs="Calibri" w:eastAsia="Calibri" w:hAnsi="Calibri"/>
                 <w:b w:val="0"/>
+                <w:bCs w:val="0"/>
                 <w:i w:val="1"/>
+                <w:iCs w:val="1"/>
                 <w:smallCaps w:val="0"/>
                 <w:strike w:val="0"/>
                 <w:color w:val="000000"/>
@@ -4368,7 +4556,9 @@
               <w:rPr>
                 <w:rFonts w:ascii="Calibri" w:cs="Calibri" w:eastAsia="Calibri" w:hAnsi="Calibri"/>
                 <w:b w:val="0"/>
+                <w:bCs w:val="0"/>
                 <w:i w:val="1"/>
+                <w:iCs w:val="1"/>
                 <w:smallCaps w:val="0"/>
                 <w:strike w:val="0"/>
                 <w:color w:val="000000"/>
@@ -4384,6 +4574,7 @@
             <w:r>
               <w:rPr>
                 <w:i w:val="1"/>
+                <w:iCs w:val="1"/>
                 <w:rtl w:val="0"/>
               </w:rPr>
               <w:t xml:space="preserve">aldonado Agustina, Mendez Florencia</w:t>
@@ -4434,7 +4625,9 @@
               <w:rPr>
                 <w:rFonts w:ascii="Calibri" w:cs="Calibri" w:eastAsia="Calibri" w:hAnsi="Calibri"/>
                 <w:b w:val="0"/>
+                <w:bCs w:val="0"/>
                 <w:i w:val="1"/>
+                <w:iCs w:val="1"/>
                 <w:smallCaps w:val="0"/>
                 <w:strike w:val="0"/>
                 <w:color w:val="000000"/>
@@ -4449,7 +4642,9 @@
               <w:rPr>
                 <w:rFonts w:ascii="Calibri" w:cs="Calibri" w:eastAsia="Calibri" w:hAnsi="Calibri"/>
                 <w:b w:val="0"/>
+                <w:bCs w:val="0"/>
                 <w:i w:val="1"/>
+                <w:iCs w:val="1"/>
                 <w:smallCaps w:val="0"/>
                 <w:strike w:val="0"/>
                 <w:color w:val="000000"/>
@@ -4496,7 +4691,9 @@
               <w:rPr>
                 <w:rFonts w:ascii="Calibri" w:cs="Calibri" w:eastAsia="Calibri" w:hAnsi="Calibri"/>
                 <w:b w:val="0"/>
+                <w:bCs w:val="0"/>
                 <w:i w:val="1"/>
+                <w:iCs w:val="1"/>
                 <w:smallCaps w:val="0"/>
                 <w:strike w:val="0"/>
                 <w:color w:val="000000"/>
@@ -4511,7 +4708,9 @@
               <w:rPr>
                 <w:rFonts w:ascii="Calibri" w:cs="Calibri" w:eastAsia="Calibri" w:hAnsi="Calibri"/>
                 <w:b w:val="0"/>
+                <w:bCs w:val="0"/>
                 <w:i w:val="1"/>
+                <w:iCs w:val="1"/>
                 <w:smallCaps w:val="0"/>
                 <w:strike w:val="0"/>
                 <w:color w:val="000000"/>
@@ -4527,6 +4726,7 @@
             <w:r>
               <w:rPr>
                 <w:i w:val="1"/>
+                <w:iCs w:val="1"/>
                 <w:rtl w:val="0"/>
               </w:rPr>
               <w:t xml:space="preserve">Ulloa Gonzalo</w:t>
@@ -4575,7 +4775,9 @@
               <w:rPr>
                 <w:rFonts w:ascii="Calibri" w:cs="Calibri" w:eastAsia="Calibri" w:hAnsi="Calibri"/>
                 <w:b w:val="0"/>
+                <w:bCs w:val="0"/>
                 <w:i w:val="1"/>
+                <w:iCs w:val="1"/>
                 <w:smallCaps w:val="0"/>
                 <w:strike w:val="0"/>
                 <w:color w:val="000000"/>
@@ -4590,7 +4792,9 @@
               <w:rPr>
                 <w:rFonts w:ascii="Calibri" w:cs="Calibri" w:eastAsia="Calibri" w:hAnsi="Calibri"/>
                 <w:b w:val="0"/>
+                <w:bCs w:val="0"/>
                 <w:i w:val="1"/>
+                <w:iCs w:val="1"/>
                 <w:smallCaps w:val="0"/>
                 <w:strike w:val="0"/>
                 <w:color w:val="000000"/>
@@ -4636,7 +4840,9 @@
               <w:rPr>
                 <w:rFonts w:ascii="Calibri" w:cs="Calibri" w:eastAsia="Calibri" w:hAnsi="Calibri"/>
                 <w:b w:val="0"/>
+                <w:bCs w:val="0"/>
                 <w:i w:val="1"/>
+                <w:iCs w:val="1"/>
                 <w:smallCaps w:val="0"/>
                 <w:strike w:val="0"/>
                 <w:color w:val="000000"/>
@@ -4651,7 +4857,9 @@
               <w:rPr>
                 <w:rFonts w:ascii="Calibri" w:cs="Calibri" w:eastAsia="Calibri" w:hAnsi="Calibri"/>
                 <w:b w:val="0"/>
+                <w:bCs w:val="0"/>
                 <w:i w:val="1"/>
+                <w:iCs w:val="1"/>
                 <w:smallCaps w:val="0"/>
                 <w:strike w:val="0"/>
                 <w:color w:val="000000"/>
@@ -4698,7 +4906,9 @@
               <w:rPr>
                 <w:rFonts w:ascii="Calibri" w:cs="Calibri" w:eastAsia="Calibri" w:hAnsi="Calibri"/>
                 <w:b w:val="0"/>
+                <w:bCs w:val="0"/>
                 <w:i w:val="1"/>
+                <w:iCs w:val="1"/>
                 <w:smallCaps w:val="0"/>
                 <w:strike w:val="0"/>
                 <w:color w:val="000000"/>
@@ -4713,7 +4923,9 @@
               <w:rPr>
                 <w:rFonts w:ascii="Calibri" w:cs="Calibri" w:eastAsia="Calibri" w:hAnsi="Calibri"/>
                 <w:b w:val="0"/>
+                <w:bCs w:val="0"/>
                 <w:i w:val="1"/>
+                <w:iCs w:val="1"/>
                 <w:smallCaps w:val="0"/>
                 <w:strike w:val="0"/>
                 <w:color w:val="000000"/>
@@ -4767,7 +4979,9 @@
               <w:rPr>
                 <w:rFonts w:ascii="Calibri" w:cs="Calibri" w:eastAsia="Calibri" w:hAnsi="Calibri"/>
                 <w:b w:val="0"/>
+                <w:bCs w:val="0"/>
                 <w:i w:val="1"/>
+                <w:iCs w:val="1"/>
                 <w:smallCaps w:val="0"/>
                 <w:strike w:val="0"/>
                 <w:color w:val="000000"/>
@@ -4782,7 +4996,9 @@
               <w:rPr>
                 <w:rFonts w:ascii="Calibri" w:cs="Calibri" w:eastAsia="Calibri" w:hAnsi="Calibri"/>
                 <w:b w:val="0"/>
+                <w:bCs w:val="0"/>
                 <w:i w:val="1"/>
+                <w:iCs w:val="1"/>
                 <w:smallCaps w:val="0"/>
                 <w:strike w:val="0"/>
                 <w:color w:val="000000"/>
@@ -4834,6 +5050,7 @@
               <w:rPr>
                 <w:rFonts w:ascii="Calibri" w:cs="Calibri" w:eastAsia="Calibri" w:hAnsi="Calibri"/>
                 <w:b w:val="0"/>
+                <w:bCs w:val="0"/>
                 <w:smallCaps w:val="0"/>
                 <w:strike w:val="0"/>
                 <w:color w:val="000000"/>
@@ -4875,6 +5092,7 @@
               <w:rPr>
                 <w:rFonts w:ascii="Calibri" w:cs="Calibri" w:eastAsia="Calibri" w:hAnsi="Calibri"/>
                 <w:b w:val="0"/>
+                <w:bCs w:val="0"/>
                 <w:smallCaps w:val="0"/>
                 <w:strike w:val="0"/>
                 <w:color w:val="000000"/>
@@ -4937,7 +5155,9 @@
               <w:rPr>
                 <w:rFonts w:ascii="Calibri" w:cs="Calibri" w:eastAsia="Calibri" w:hAnsi="Calibri"/>
                 <w:b w:val="0"/>
+                <w:bCs w:val="0"/>
                 <w:i w:val="1"/>
+                <w:iCs w:val="1"/>
                 <w:smallCaps w:val="0"/>
                 <w:strike w:val="0"/>
                 <w:color w:val="000000"/>
@@ -4952,7 +5172,9 @@
               <w:rPr>
                 <w:rFonts w:ascii="Calibri" w:cs="Calibri" w:eastAsia="Calibri" w:hAnsi="Calibri"/>
                 <w:b w:val="0"/>
+                <w:bCs w:val="0"/>
                 <w:i w:val="1"/>
+                <w:iCs w:val="1"/>
                 <w:smallCaps w:val="0"/>
                 <w:strike w:val="0"/>
                 <w:color w:val="000000"/>
@@ -5004,7 +5226,9 @@
               <w:rPr>
                 <w:rFonts w:ascii="Calibri" w:cs="Calibri" w:eastAsia="Calibri" w:hAnsi="Calibri"/>
                 <w:b w:val="0"/>
+                <w:bCs w:val="0"/>
                 <w:i w:val="1"/>
+                <w:iCs w:val="1"/>
                 <w:smallCaps w:val="0"/>
                 <w:strike w:val="0"/>
                 <w:color w:val="000000"/>
@@ -5019,7 +5243,9 @@
               <w:rPr>
                 <w:rFonts w:ascii="Calibri" w:cs="Calibri" w:eastAsia="Calibri" w:hAnsi="Calibri"/>
                 <w:b w:val="0"/>
+                <w:bCs w:val="0"/>
                 <w:i w:val="1"/>
+                <w:iCs w:val="1"/>
                 <w:smallCaps w:val="0"/>
                 <w:strike w:val="0"/>
                 <w:color w:val="000000"/>
@@ -5065,7 +5291,9 @@
               <w:rPr>
                 <w:rFonts w:ascii="Calibri" w:cs="Calibri" w:eastAsia="Calibri" w:hAnsi="Calibri"/>
                 <w:b w:val="0"/>
+                <w:bCs w:val="0"/>
                 <w:i w:val="1"/>
+                <w:iCs w:val="1"/>
                 <w:smallCaps w:val="0"/>
                 <w:strike w:val="0"/>
                 <w:color w:val="000000"/>
@@ -5080,7 +5308,9 @@
               <w:rPr>
                 <w:rFonts w:ascii="Calibri" w:cs="Calibri" w:eastAsia="Calibri" w:hAnsi="Calibri"/>
                 <w:b w:val="0"/>
+                <w:bCs w:val="0"/>
                 <w:i w:val="1"/>
+                <w:iCs w:val="1"/>
                 <w:smallCaps w:val="0"/>
                 <w:strike w:val="0"/>
                 <w:color w:val="000000"/>
@@ -5127,7 +5357,9 @@
               <w:rPr>
                 <w:rFonts w:ascii="Calibri" w:cs="Calibri" w:eastAsia="Calibri" w:hAnsi="Calibri"/>
                 <w:b w:val="0"/>
+                <w:bCs w:val="0"/>
                 <w:i w:val="1"/>
+                <w:iCs w:val="1"/>
                 <w:smallCaps w:val="0"/>
                 <w:strike w:val="0"/>
                 <w:color w:val="000000"/>
@@ -5142,7 +5374,9 @@
               <w:rPr>
                 <w:rFonts w:ascii="Calibri" w:cs="Calibri" w:eastAsia="Calibri" w:hAnsi="Calibri"/>
                 <w:b w:val="0"/>
+                <w:bCs w:val="0"/>
                 <w:i w:val="1"/>
+                <w:iCs w:val="1"/>
                 <w:smallCaps w:val="0"/>
                 <w:strike w:val="0"/>
                 <w:color w:val="000000"/>
@@ -5189,7 +5423,9 @@
               <w:rPr>
                 <w:rFonts w:ascii="Calibri" w:cs="Calibri" w:eastAsia="Calibri" w:hAnsi="Calibri"/>
                 <w:b w:val="0"/>
+                <w:bCs w:val="0"/>
                 <w:i w:val="1"/>
+                <w:iCs w:val="1"/>
                 <w:smallCaps w:val="0"/>
                 <w:strike w:val="0"/>
                 <w:color w:val="000000"/>
@@ -5204,7 +5440,9 @@
               <w:rPr>
                 <w:rFonts w:ascii="Calibri" w:cs="Calibri" w:eastAsia="Calibri" w:hAnsi="Calibri"/>
                 <w:b w:val="0"/>
+                <w:bCs w:val="0"/>
                 <w:i w:val="1"/>
+                <w:iCs w:val="1"/>
                 <w:smallCaps w:val="0"/>
                 <w:strike w:val="0"/>
                 <w:color w:val="000000"/>
@@ -5251,7 +5489,9 @@
               <w:rPr>
                 <w:rFonts w:ascii="Calibri" w:cs="Calibri" w:eastAsia="Calibri" w:hAnsi="Calibri"/>
                 <w:b w:val="0"/>
+                <w:bCs w:val="0"/>
                 <w:i w:val="1"/>
+                <w:iCs w:val="1"/>
                 <w:smallCaps w:val="0"/>
                 <w:strike w:val="0"/>
                 <w:color w:val="000000"/>
@@ -5266,7 +5506,9 @@
               <w:rPr>
                 <w:rFonts w:ascii="Calibri" w:cs="Calibri" w:eastAsia="Calibri" w:hAnsi="Calibri"/>
                 <w:b w:val="0"/>
+                <w:bCs w:val="0"/>
                 <w:i w:val="1"/>
+                <w:iCs w:val="1"/>
                 <w:smallCaps w:val="0"/>
                 <w:strike w:val="0"/>
                 <w:color w:val="000000"/>
@@ -5317,7 +5559,9 @@
               <w:rPr>
                 <w:rFonts w:ascii="Calibri" w:cs="Calibri" w:eastAsia="Calibri" w:hAnsi="Calibri"/>
                 <w:b w:val="0"/>
+                <w:bCs w:val="0"/>
                 <w:i w:val="1"/>
+                <w:iCs w:val="1"/>
                 <w:smallCaps w:val="0"/>
                 <w:strike w:val="0"/>
                 <w:color w:val="000000"/>
@@ -5365,7 +5609,9 @@
               <w:rPr>
                 <w:rFonts w:ascii="Calibri" w:cs="Calibri" w:eastAsia="Calibri" w:hAnsi="Calibri"/>
                 <w:b w:val="0"/>
+                <w:bCs w:val="0"/>
                 <w:i w:val="1"/>
+                <w:iCs w:val="1"/>
                 <w:smallCaps w:val="0"/>
                 <w:strike w:val="0"/>
                 <w:color w:val="000000"/>
@@ -5414,7 +5660,9 @@
               <w:rPr>
                 <w:rFonts w:ascii="Calibri" w:cs="Calibri" w:eastAsia="Calibri" w:hAnsi="Calibri"/>
                 <w:b w:val="0"/>
+                <w:bCs w:val="0"/>
                 <w:i w:val="1"/>
+                <w:iCs w:val="1"/>
                 <w:smallCaps w:val="0"/>
                 <w:strike w:val="0"/>
                 <w:color w:val="000000"/>
@@ -5463,7 +5711,9 @@
               <w:rPr>
                 <w:rFonts w:ascii="Calibri" w:cs="Calibri" w:eastAsia="Calibri" w:hAnsi="Calibri"/>
                 <w:b w:val="0"/>
+                <w:bCs w:val="0"/>
                 <w:i w:val="1"/>
+                <w:iCs w:val="1"/>
                 <w:smallCaps w:val="0"/>
                 <w:strike w:val="0"/>
                 <w:color w:val="000000"/>
@@ -5512,7 +5762,9 @@
               <w:rPr>
                 <w:rFonts w:ascii="Calibri" w:cs="Calibri" w:eastAsia="Calibri" w:hAnsi="Calibri"/>
                 <w:b w:val="0"/>
+                <w:bCs w:val="0"/>
                 <w:i w:val="1"/>
+                <w:iCs w:val="1"/>
                 <w:smallCaps w:val="0"/>
                 <w:strike w:val="0"/>
                 <w:color w:val="000000"/>
@@ -5566,7 +5818,9 @@
               <w:rPr>
                 <w:rFonts w:ascii="Calibri" w:cs="Calibri" w:eastAsia="Calibri" w:hAnsi="Calibri"/>
                 <w:b w:val="0"/>
+                <w:bCs w:val="0"/>
                 <w:i w:val="1"/>
+                <w:iCs w:val="1"/>
                 <w:smallCaps w:val="0"/>
                 <w:strike w:val="0"/>
                 <w:color w:val="000000"/>
@@ -5614,7 +5868,9 @@
               <w:rPr>
                 <w:rFonts w:ascii="Calibri" w:cs="Calibri" w:eastAsia="Calibri" w:hAnsi="Calibri"/>
                 <w:b w:val="0"/>
+                <w:bCs w:val="0"/>
                 <w:i w:val="1"/>
+                <w:iCs w:val="1"/>
                 <w:smallCaps w:val="0"/>
                 <w:strike w:val="0"/>
                 <w:color w:val="000000"/>
@@ -5663,7 +5919,9 @@
               <w:rPr>
                 <w:rFonts w:ascii="Calibri" w:cs="Calibri" w:eastAsia="Calibri" w:hAnsi="Calibri"/>
                 <w:b w:val="0"/>
+                <w:bCs w:val="0"/>
                 <w:i w:val="1"/>
+                <w:iCs w:val="1"/>
                 <w:smallCaps w:val="0"/>
                 <w:strike w:val="0"/>
                 <w:color w:val="000000"/>
@@ -5712,7 +5970,9 @@
               <w:rPr>
                 <w:rFonts w:ascii="Calibri" w:cs="Calibri" w:eastAsia="Calibri" w:hAnsi="Calibri"/>
                 <w:b w:val="0"/>
+                <w:bCs w:val="0"/>
                 <w:i w:val="1"/>
+                <w:iCs w:val="1"/>
                 <w:smallCaps w:val="0"/>
                 <w:strike w:val="0"/>
                 <w:color w:val="000000"/>
@@ -5761,7 +6021,9 @@
               <w:rPr>
                 <w:rFonts w:ascii="Calibri" w:cs="Calibri" w:eastAsia="Calibri" w:hAnsi="Calibri"/>
                 <w:b w:val="0"/>
+                <w:bCs w:val="0"/>
                 <w:i w:val="1"/>
+                <w:iCs w:val="1"/>
                 <w:smallCaps w:val="0"/>
                 <w:strike w:val="0"/>
                 <w:color w:val="000000"/>
@@ -5818,7 +6080,9 @@
               <w:rPr>
                 <w:rFonts w:ascii="Calibri" w:cs="Calibri" w:eastAsia="Calibri" w:hAnsi="Calibri"/>
                 <w:b w:val="0"/>
+                <w:bCs w:val="0"/>
                 <w:i w:val="1"/>
+                <w:iCs w:val="1"/>
                 <w:smallCaps w:val="0"/>
                 <w:strike w:val="0"/>
                 <w:color w:val="000000"/>
@@ -5833,7 +6097,9 @@
               <w:rPr>
                 <w:rFonts w:ascii="Calibri" w:cs="Calibri" w:eastAsia="Calibri" w:hAnsi="Calibri"/>
                 <w:b w:val="0"/>
+                <w:bCs w:val="0"/>
                 <w:i w:val="1"/>
+                <w:iCs w:val="1"/>
                 <w:smallCaps w:val="0"/>
                 <w:strike w:val="0"/>
                 <w:color w:val="000000"/>
@@ -5886,7 +6152,9 @@
               <w:rPr>
                 <w:rFonts w:ascii="Calibri" w:cs="Calibri" w:eastAsia="Calibri" w:hAnsi="Calibri"/>
                 <w:b w:val="0"/>
+                <w:bCs w:val="0"/>
                 <w:i w:val="1"/>
+                <w:iCs w:val="1"/>
                 <w:smallCaps w:val="0"/>
                 <w:strike w:val="0"/>
                 <w:color w:val="0000ff"/>
@@ -5901,7 +6169,9 @@
               <w:rPr>
                 <w:rFonts w:ascii="Calibri" w:cs="Calibri" w:eastAsia="Calibri" w:hAnsi="Calibri"/>
                 <w:b w:val="0"/>
+                <w:bCs w:val="0"/>
                 <w:i w:val="1"/>
+                <w:iCs w:val="1"/>
                 <w:smallCaps w:val="0"/>
                 <w:strike w:val="0"/>
                 <w:color w:val="000000"/>
@@ -5918,7 +6188,9 @@
               <w:rPr>
                 <w:rFonts w:ascii="Calibri" w:cs="Calibri" w:eastAsia="Calibri" w:hAnsi="Calibri"/>
                 <w:b w:val="0"/>
+                <w:bCs w:val="0"/>
                 <w:i w:val="1"/>
+                <w:iCs w:val="1"/>
                 <w:smallCaps w:val="0"/>
                 <w:strike w:val="0"/>
                 <w:color w:val="0000ff"/>
@@ -5971,7 +6243,9 @@
               <w:rPr>
                 <w:rFonts w:ascii="Calibri" w:cs="Calibri" w:eastAsia="Calibri" w:hAnsi="Calibri"/>
                 <w:b w:val="0"/>
+                <w:bCs w:val="0"/>
                 <w:i w:val="1"/>
+                <w:iCs w:val="1"/>
                 <w:smallCaps w:val="0"/>
                 <w:strike w:val="0"/>
                 <w:color w:val="000000"/>
@@ -5986,7 +6260,9 @@
               <w:rPr>
                 <w:rFonts w:ascii="Calibri" w:cs="Calibri" w:eastAsia="Calibri" w:hAnsi="Calibri"/>
                 <w:b w:val="0"/>
+                <w:bCs w:val="0"/>
                 <w:i w:val="1"/>
+                <w:iCs w:val="1"/>
                 <w:smallCaps w:val="0"/>
                 <w:strike w:val="0"/>
                 <w:color w:val="000000"/>
@@ -6023,7 +6299,9 @@
         <w:rPr>
           <w:rFonts w:ascii="Arial" w:cs="Arial" w:eastAsia="Arial" w:hAnsi="Arial"/>
           <w:b w:val="0"/>
+          <w:bCs w:val="0"/>
           <w:i w:val="1"/>
+          <w:iCs w:val="1"/>
           <w:smallCaps w:val="0"/>
           <w:strike w:val="0"/>
           <w:color w:val="0000ff"/>
@@ -6063,7 +6341,9 @@
         <w:rPr>
           <w:rFonts w:ascii="Cambria" w:cs="Cambria" w:eastAsia="Cambria" w:hAnsi="Cambria"/>
           <w:b w:val="1"/>
+          <w:bCs w:val="1"/>
           <w:i w:val="0"/>
+          <w:iCs w:val="0"/>
           <w:smallCaps w:val="0"/>
           <w:strike w:val="0"/>
           <w:color w:val="366091"/>
@@ -6206,7 +6486,9 @@
       <w:rPr>
         <w:rFonts w:ascii="Cambria" w:cs="Cambria" w:eastAsia="Cambria" w:hAnsi="Cambria"/>
         <w:b w:val="0"/>
+        <w:bCs w:val="0"/>
         <w:i w:val="0"/>
+        <w:iCs w:val="0"/>
         <w:smallCaps w:val="0"/>
         <w:strike w:val="0"/>
         <w:color w:val="000000"/>
@@ -6221,7 +6503,9 @@
       <w:rPr>
         <w:rFonts w:ascii="Cambria" w:cs="Cambria" w:eastAsia="Cambria" w:hAnsi="Cambria"/>
         <w:b w:val="0"/>
+        <w:bCs w:val="0"/>
         <w:i w:val="0"/>
+        <w:iCs w:val="0"/>
         <w:smallCaps w:val="0"/>
         <w:strike w:val="0"/>
         <w:color w:val="000000"/>
@@ -6238,7 +6522,9 @@
       <w:rPr>
         <w:rFonts w:ascii="Cambria" w:cs="Cambria" w:eastAsia="Cambria" w:hAnsi="Cambria"/>
         <w:b w:val="0"/>
+        <w:bCs w:val="0"/>
         <w:i w:val="0"/>
+        <w:iCs w:val="0"/>
         <w:smallCaps w:val="0"/>
         <w:strike w:val="0"/>
         <w:color w:val="000000"/>
@@ -6255,7 +6541,9 @@
       <w:rPr>
         <w:rFonts w:ascii="Cambria" w:cs="Cambria" w:eastAsia="Cambria" w:hAnsi="Cambria"/>
         <w:b w:val="0"/>
+        <w:bCs w:val="0"/>
         <w:i w:val="0"/>
+        <w:iCs w:val="0"/>
         <w:smallCaps w:val="0"/>
         <w:strike w:val="0"/>
         <w:color w:val="000000"/>
@@ -6306,7 +6594,9 @@
       <w:rPr>
         <w:rFonts w:ascii="Cambria" w:cs="Cambria" w:eastAsia="Cambria" w:hAnsi="Cambria"/>
         <w:b w:val="0"/>
+        <w:bCs w:val="0"/>
         <w:i w:val="0"/>
+        <w:iCs w:val="0"/>
         <w:smallCaps w:val="0"/>
         <w:strike w:val="0"/>
         <w:color w:val="000000"/>
@@ -6567,7 +6857,9 @@
       <w:rPr>
         <w:rFonts w:ascii="Cambria" w:cs="Cambria" w:eastAsia="Cambria" w:hAnsi="Cambria"/>
         <w:b w:val="0"/>
+        <w:bCs w:val="0"/>
         <w:i w:val="0"/>
+        <w:iCs w:val="0"/>
         <w:smallCaps w:val="0"/>
         <w:strike w:val="0"/>
         <w:color w:val="000000"/>
@@ -6622,7 +6914,9 @@
       <w:rPr>
         <w:rFonts w:ascii="Cambria" w:cs="Cambria" w:eastAsia="Cambria" w:hAnsi="Cambria"/>
         <w:b w:val="0"/>
+        <w:bCs w:val="0"/>
         <w:i w:val="0"/>
+        <w:iCs w:val="0"/>
         <w:smallCaps w:val="0"/>
         <w:strike w:val="0"/>
         <w:color w:val="000000"/>
@@ -6742,7 +7036,9 @@
       <w:rPr>
         <w:rFonts w:ascii="Cambria" w:cs="Cambria" w:eastAsia="Cambria" w:hAnsi="Cambria"/>
         <w:b w:val="0"/>
+        <w:bCs w:val="0"/>
         <w:i w:val="0"/>
+        <w:iCs w:val="0"/>
         <w:smallCaps w:val="0"/>
         <w:strike w:val="0"/>
         <w:color w:val="000000"/>
@@ -6862,7 +7158,9 @@
       <w:rPr>
         <w:rFonts w:ascii="Cambria" w:cs="Cambria" w:eastAsia="Cambria" w:hAnsi="Cambria"/>
         <w:b w:val="0"/>
+        <w:bCs w:val="0"/>
         <w:i w:val="0"/>
+        <w:iCs w:val="0"/>
         <w:smallCaps w:val="0"/>
         <w:strike w:val="0"/>
         <w:color w:val="000000"/>
@@ -7154,6 +7452,7 @@
     <w:rPr>
       <w:rFonts w:ascii="Cambria" w:cs="Cambria" w:eastAsia="Cambria" w:hAnsi="Cambria"/>
       <w:b w:val="1"/>
+      <w:bCs w:val="1"/>
       <w:color w:val="366091"/>
       <w:sz w:val="28"/>
       <w:szCs w:val="28"/>
@@ -7170,6 +7469,7 @@
     <w:rPr>
       <w:rFonts w:ascii="Cambria" w:cs="Cambria" w:eastAsia="Cambria" w:hAnsi="Cambria"/>
       <w:b w:val="1"/>
+      <w:bCs w:val="1"/>
       <w:color w:val="4f81bd"/>
       <w:sz w:val="26"/>
       <w:szCs w:val="26"/>
@@ -7186,6 +7486,7 @@
     <w:rPr>
       <w:rFonts w:ascii="Cambria" w:cs="Cambria" w:eastAsia="Cambria" w:hAnsi="Cambria"/>
       <w:b w:val="1"/>
+      <w:bCs w:val="1"/>
       <w:color w:val="4f81bd"/>
     </w:rPr>
   </w:style>
@@ -7200,7 +7501,9 @@
     <w:rPr>
       <w:rFonts w:ascii="Cambria" w:cs="Cambria" w:eastAsia="Cambria" w:hAnsi="Cambria"/>
       <w:b w:val="1"/>
+      <w:bCs w:val="1"/>
       <w:i w:val="1"/>
+      <w:iCs w:val="1"/>
       <w:color w:val="4f81bd"/>
     </w:rPr>
   </w:style>
@@ -7229,6 +7532,7 @@
     <w:rPr>
       <w:rFonts w:ascii="Times New Roman" w:cs="Times New Roman" w:eastAsia="Times New Roman" w:hAnsi="Times New Roman"/>
       <w:i w:val="1"/>
+      <w:iCs w:val="1"/>
     </w:rPr>
   </w:style>
   <w:style w:type="paragraph" w:styleId="Title">
@@ -7261,6 +7565,7 @@
     <w:rPr>
       <w:rFonts w:ascii="Georgia" w:cs="Georgia" w:eastAsia="Georgia" w:hAnsi="Georgia"/>
       <w:i w:val="1"/>
+      <w:iCs w:val="1"/>
       <w:color w:val="666666"/>
       <w:sz w:val="48"/>
       <w:szCs w:val="48"/>

--- a/Etapa Construcción - Iteración 1/Pruebas 1° Tanda de CUs a implementar/Caso de Prueba CU12： Estimar Tarea-Kairos-NexTech.docx
+++ b/Etapa Construcción - Iteración 1/Pruebas 1° Tanda de CUs a implementar/Caso de Prueba CU12： Estimar Tarea-Kairos-NexTech.docx
@@ -1472,7 +1472,7 @@
     </w:p>
     <w:sdt>
       <w:sdtPr>
-        <w:id w:val="441205669"/>
+        <w:id w:val="-1629972770"/>
         <w:docPartObj>
           <w:docPartGallery w:val="Table of Contents"/>
           <w:docPartUnique w:val="1"/>

--- a/Etapa Construcción - Iteración 1/Pruebas 1° Tanda de CUs a implementar/Caso de Prueba CU12： Estimar Tarea-Kairos-NexTech.docx
+++ b/Etapa Construcción - Iteración 1/Pruebas 1° Tanda de CUs a implementar/Caso de Prueba CU12： Estimar Tarea-Kairos-NexTech.docx
@@ -1091,12 +1091,12 @@
             <wp:extent cx="1304925" cy="2019300"/>
             <wp:effectExtent b="0" l="0" r="0" t="0"/>
             <wp:wrapSquare wrapText="bothSides" distB="0" distT="0" distL="114300" distR="114300"/>
-            <wp:docPr descr="UNPA.JPG" id="14" name="image2.jpg"/>
+            <wp:docPr descr="UNPA.JPG" id="14" name="image3.jpg"/>
             <a:graphic>
               <a:graphicData uri="http://schemas.openxmlformats.org/drawingml/2006/picture">
                 <pic:pic>
                   <pic:nvPicPr>
-                    <pic:cNvPr descr="UNPA.JPG" id="0" name="image2.jpg"/>
+                    <pic:cNvPr descr="UNPA.JPG" id="0" name="image3.jpg"/>
                     <pic:cNvPicPr preferRelativeResize="0"/>
                   </pic:nvPicPr>
                   <pic:blipFill>
@@ -1472,7 +1472,7 @@
     </w:p>
     <w:sdt>
       <w:sdtPr>
-        <w:id w:val="-1629972770"/>
+        <w:id w:val="-1394501074"/>
         <w:docPartObj>
           <w:docPartGallery w:val="Table of Contents"/>
           <w:docPartUnique w:val="1"/>
@@ -6824,12 +6824,12 @@
           <wp:extent cx="669290" cy="669290"/>
           <wp:effectExtent b="0" l="0" r="0" t="0"/>
           <wp:wrapSquare wrapText="bothSides" distB="0" distT="0" distL="114300" distR="114300"/>
-          <wp:docPr descr="psi-negro.png" id="13" name="image3.png"/>
+          <wp:docPr descr="psi-negro.png" id="13" name="image2.png"/>
           <a:graphic>
             <a:graphicData uri="http://schemas.openxmlformats.org/drawingml/2006/picture">
               <pic:pic>
                 <pic:nvPicPr>
-                  <pic:cNvPr descr="psi-negro.png" id="0" name="image3.png"/>
+                  <pic:cNvPr descr="psi-negro.png" id="0" name="image2.png"/>
                   <pic:cNvPicPr preferRelativeResize="0"/>
                 </pic:nvPicPr>
                 <pic:blipFill>
@@ -6881,12 +6881,12 @@
           <wp:extent cx="425450" cy="666750"/>
           <wp:effectExtent b="0" l="0" r="0" t="0"/>
           <wp:wrapSquare wrapText="bothSides" distB="0" distT="0" distL="114300" distR="114300"/>
-          <wp:docPr descr="UNPA.JPG" id="12" name="image2.jpg"/>
+          <wp:docPr descr="UNPA.JPG" id="12" name="image3.jpg"/>
           <a:graphic>
             <a:graphicData uri="http://schemas.openxmlformats.org/drawingml/2006/picture">
               <pic:pic>
                 <pic:nvPicPr>
-                  <pic:cNvPr descr="UNPA.JPG" id="0" name="image2.jpg"/>
+                  <pic:cNvPr descr="UNPA.JPG" id="0" name="image3.jpg"/>
                   <pic:cNvPicPr preferRelativeResize="0"/>
                 </pic:nvPicPr>
                 <pic:blipFill>

--- a/Etapa Construcción - Iteración 1/Pruebas 1° Tanda de CUs a implementar/Caso de Prueba CU12： Estimar Tarea-Kairos-NexTech.docx
+++ b/Etapa Construcción - Iteración 1/Pruebas 1° Tanda de CUs a implementar/Caso de Prueba CU12： Estimar Tarea-Kairos-NexTech.docx
@@ -1472,7 +1472,7 @@
     </w:p>
     <w:sdt>
       <w:sdtPr>
-        <w:id w:val="-1394501074"/>
+        <w:id w:val="1725429779"/>
         <w:docPartObj>
           <w:docPartGallery w:val="Table of Contents"/>
           <w:docPartUnique w:val="1"/>

--- a/Etapa Construcción - Iteración 1/Pruebas 1° Tanda de CUs a implementar/Caso de Prueba CU12： Estimar Tarea-Kairos-NexTech.docx
+++ b/Etapa Construcción - Iteración 1/Pruebas 1° Tanda de CUs a implementar/Caso de Prueba CU12： Estimar Tarea-Kairos-NexTech.docx
@@ -1472,7 +1472,7 @@
     </w:p>
     <w:sdt>
       <w:sdtPr>
-        <w:id w:val="1725429779"/>
+        <w:id w:val="1089754023"/>
         <w:docPartObj>
           <w:docPartGallery w:val="Table of Contents"/>
           <w:docPartUnique w:val="1"/>
